--- a/customapp_swissbix/templates/template.docx
+++ b/customapp_swissbix/templates/template.docx
@@ -337,18 +337,7 @@
                           <w:sz w:val="22"/>
                           <w:szCs w:val="22"/>
                         </w:rPr>
-                        <w:t>Massagno {{</w:t>
-                      </w:r>
-                      <w:proofErr w:type="spellStart"/>
-                      <w:r>
-                        <w:rPr>
-                          <w:rFonts w:ascii="Calibri" w:hAnsi="Calibri"/>
-                          <w:b/>
-                          <w:color w:val="898989"/>
-                          <w:sz w:val="22"/>
-                          <w:szCs w:val="22"/>
-                        </w:rPr>
-                        <w:t>data_</w:t>
+                        <w:t>Massagno {{data_</w:t>
                       </w:r>
                       <w:r>
                         <w:rPr>
@@ -360,7 +349,6 @@
                         </w:rPr>
                         <w:t>attuale</w:t>
                       </w:r>
-                      <w:proofErr w:type="spellEnd"/>
                       <w:r>
                         <w:rPr>
                           <w:rFonts w:ascii="Calibri" w:hAnsi="Calibri"/>
@@ -406,7 +394,7 @@
           <w:noProof/>
         </w:rPr>
         <w:drawing>
-          <wp:anchor distT="0" distB="0" distL="114300" distR="114300" simplePos="0" relativeHeight="251660288" behindDoc="0" locked="0" layoutInCell="1" allowOverlap="1" wp14:anchorId="23B51D15" wp14:editId="040F6D2F">
+          <wp:anchor distT="0" distB="0" distL="114300" distR="114300" simplePos="0" relativeHeight="251660288" behindDoc="0" locked="0" layoutInCell="1" allowOverlap="1" wp14:anchorId="23B51D15" wp14:editId="239051CE">
             <wp:simplePos x="0" y="0"/>
             <wp:positionH relativeFrom="margin">
               <wp:align>right</wp:align>
@@ -521,59 +509,564 @@
       </w:r>
     </w:p>
     <w:p>
-      <w:pPr>
+      <w:r>
         <w:rPr>
           <w:rFonts w:ascii="Calibri" w:hAnsi="Calibri"/>
           <w:color w:val="C00000"/>
-          <w:sz w:val="32"/>
-          <w:szCs w:val="28"/>
-        </w:rPr>
-      </w:pPr>
-      <w:r>
-        <w:rPr>
-          <w:rFonts w:ascii="Calibri" w:hAnsi="Calibri"/>
-          <w:color w:val="C00000"/>
-          <w:sz w:val="32"/>
-          <w:szCs w:val="28"/>
+          <w:sz w:val="30"/>
         </w:rPr>
         <w:lastRenderedPageBreak/>
         <w:t>Definizione Economica</w:t>
       </w:r>
     </w:p>
-    <w:p>
-      <w:proofErr w:type="gramStart"/>
-      <w:r>
-        <w:t xml:space="preserve">{{ </w:t>
-      </w:r>
-      <w:proofErr w:type="spellStart"/>
-      <w:r>
-        <w:t>tabella</w:t>
-      </w:r>
-      <w:proofErr w:type="gramEnd"/>
-      <w:r>
-        <w:t>_</w:t>
-      </w:r>
-      <w:proofErr w:type="gramStart"/>
-      <w:r>
-        <w:t>prodotti</w:t>
-      </w:r>
-      <w:proofErr w:type="spellEnd"/>
-      <w:r>
-        <w:t xml:space="preserve"> </w:t>
-      </w:r>
-      <w:r>
-        <w:t>}</w:t>
-      </w:r>
-      <w:proofErr w:type="gramEnd"/>
-      <w:r>
-        <w:t>}</w:t>
-      </w:r>
-    </w:p>
+    <w:tbl>
+      <w:tblPr>
+        <w:tblStyle w:val="bixstyle"/>
+        <w:tblW w:w="0" w:type="auto"/>
+        <w:tblCellMar>
+          <w:top w:w="142" w:type="dxa"/>
+          <w:left w:w="170" w:type="dxa"/>
+          <w:bottom w:w="142" w:type="dxa"/>
+          <w:right w:w="170" w:type="dxa"/>
+        </w:tblCellMar>
+        <w:tblLook w:val="04A0" w:firstRow="1" w:lastRow="0" w:firstColumn="1" w:lastColumn="0" w:noHBand="0" w:noVBand="1"/>
+      </w:tblPr>
+      <w:tblGrid>
+        <w:gridCol w:w="2333"/>
+        <w:gridCol w:w="2336"/>
+        <w:gridCol w:w="2338"/>
+        <w:gridCol w:w="2333"/>
+        <w:gridCol w:w="8"/>
+      </w:tblGrid>
+      <w:tr>
+        <w:trPr>
+          <w:gridAfter w:val="1"/>
+          <w:cnfStyle w:val="100000000000" w:firstRow="1" w:lastRow="0" w:firstColumn="0" w:lastColumn="0" w:oddVBand="0" w:evenVBand="0" w:oddHBand="0" w:evenHBand="0" w:firstRowFirstColumn="0" w:firstRowLastColumn="0" w:lastRowFirstColumn="0" w:lastRowLastColumn="0"/>
+          <w:wAfter w:w="8" w:type="dxa"/>
+          <w:trHeight w:val="340"/>
+        </w:trPr>
+        <w:tc>
+          <w:tcPr>
+            <w:tcW w:w="9340" w:type="dxa"/>
+            <w:gridSpan w:val="4"/>
+          </w:tcPr>
+          <w:p>
+            <w:pPr>
+              <w:rPr>
+                <w:b/>
+                <w:bCs/>
+                <w:sz w:val="22"/>
+                <w:szCs w:val="22"/>
+              </w:rPr>
+            </w:pPr>
+            <w:r>
+              <w:rPr>
+                <w:b/>
+                <w:bCs/>
+                <w:sz w:val="22"/>
+                <w:szCs w:val="22"/>
+              </w:rPr>
+              <w:t>Materiale Hardware</w:t>
+            </w:r>
+          </w:p>
+        </w:tc>
+      </w:tr>
+      <w:tr>
+        <w:trPr>
+          <w:gridAfter w:val="1"/>
+          <w:wAfter w:w="8" w:type="dxa"/>
+          <w:trHeight w:val="340"/>
+        </w:trPr>
+        <w:tc>
+          <w:tcPr>
+            <w:tcW w:w="2333" w:type="dxa"/>
+            <w:shd w:val="clear" w:color="auto" w:fill="F2F2F2" w:themeFill="background1" w:themeFillShade="F2"/>
+          </w:tcPr>
+          <w:p>
+            <w:pPr>
+              <w:jc w:val="left"/>
+              <w:rPr>
+                <w:b/>
+                <w:bCs/>
+                <w:color w:val="auto"/>
+                <w:sz w:val="22"/>
+                <w:szCs w:val="22"/>
+              </w:rPr>
+            </w:pPr>
+            <w:r>
+              <w:rPr>
+                <w:b/>
+                <w:bCs/>
+                <w:color w:val="auto"/>
+                <w:sz w:val="22"/>
+                <w:szCs w:val="22"/>
+              </w:rPr>
+              <w:t>Descrizione</w:t>
+            </w:r>
+          </w:p>
+        </w:tc>
+        <w:tc>
+          <w:tcPr>
+            <w:tcW w:w="2336" w:type="dxa"/>
+            <w:shd w:val="clear" w:color="auto" w:fill="F2F2F2" w:themeFill="background1" w:themeFillShade="F2"/>
+          </w:tcPr>
+          <w:p>
+            <w:pPr>
+              <w:rPr>
+                <w:b/>
+                <w:bCs/>
+                <w:color w:val="auto"/>
+                <w:sz w:val="22"/>
+                <w:szCs w:val="22"/>
+              </w:rPr>
+            </w:pPr>
+            <w:r>
+              <w:rPr>
+                <w:b/>
+                <w:bCs/>
+                <w:color w:val="auto"/>
+                <w:sz w:val="22"/>
+                <w:szCs w:val="22"/>
+              </w:rPr>
+              <w:t>Quantità</w:t>
+            </w:r>
+          </w:p>
+        </w:tc>
+        <w:tc>
+          <w:tcPr>
+            <w:tcW w:w="2338" w:type="dxa"/>
+            <w:shd w:val="clear" w:color="auto" w:fill="F2F2F2" w:themeFill="background1" w:themeFillShade="F2"/>
+          </w:tcPr>
+          <w:p>
+            <w:pPr>
+              <w:jc w:val="right"/>
+              <w:rPr>
+                <w:b/>
+                <w:bCs/>
+                <w:color w:val="auto"/>
+                <w:sz w:val="22"/>
+                <w:szCs w:val="22"/>
+              </w:rPr>
+            </w:pPr>
+            <w:r>
+              <w:rPr>
+                <w:b/>
+                <w:bCs/>
+                <w:color w:val="auto"/>
+                <w:sz w:val="22"/>
+                <w:szCs w:val="22"/>
+              </w:rPr>
+              <w:t>Prezzo unitario (CHF)</w:t>
+            </w:r>
+          </w:p>
+        </w:tc>
+        <w:tc>
+          <w:tcPr>
+            <w:tcW w:w="2333" w:type="dxa"/>
+            <w:shd w:val="clear" w:color="auto" w:fill="F2F2F2" w:themeFill="background1" w:themeFillShade="F2"/>
+          </w:tcPr>
+          <w:p>
+            <w:pPr>
+              <w:jc w:val="right"/>
+              <w:rPr>
+                <w:b/>
+                <w:bCs/>
+                <w:color w:val="auto"/>
+                <w:sz w:val="22"/>
+                <w:szCs w:val="22"/>
+              </w:rPr>
+            </w:pPr>
+            <w:r>
+              <w:rPr>
+                <w:b/>
+                <w:bCs/>
+                <w:color w:val="auto"/>
+                <w:sz w:val="22"/>
+                <w:szCs w:val="22"/>
+              </w:rPr>
+              <w:t>Prezzo totale (CHF)</w:t>
+            </w:r>
+          </w:p>
+        </w:tc>
+      </w:tr>
+      <w:tr>
+        <w:trPr>
+          <w:gridAfter w:val="1"/>
+          <w:wAfter w:w="8" w:type="dxa"/>
+        </w:trPr>
+        <w:tc>
+          <w:tcPr>
+            <w:tcW w:w="9340" w:type="dxa"/>
+            <w:gridSpan w:val="4"/>
+          </w:tcPr>
+          <w:p>
+            <w:pPr>
+              <w:rPr>
+                <w:color w:val="auto"/>
+              </w:rPr>
+            </w:pPr>
+            <w:r>
+              <w:rPr>
+                <w:color w:val="auto"/>
+              </w:rPr>
+              <w:t>{%</w:t>
+            </w:r>
+            <w:proofErr w:type="spellStart"/>
+            <w:r>
+              <w:rPr>
+                <w:color w:val="auto"/>
+              </w:rPr>
+              <w:t>tr</w:t>
+            </w:r>
+            <w:proofErr w:type="spellEnd"/>
+            <w:r>
+              <w:rPr>
+                <w:color w:val="auto"/>
+              </w:rPr>
+              <w:t xml:space="preserve"> for item in items %}</w:t>
+            </w:r>
+          </w:p>
+        </w:tc>
+      </w:tr>
+      <w:tr>
+        <w:trPr>
+          <w:gridAfter w:val="1"/>
+          <w:wAfter w:w="8" w:type="dxa"/>
+        </w:trPr>
+        <w:tc>
+          <w:tcPr>
+            <w:tcW w:w="2333" w:type="dxa"/>
+            <w:tcBorders>
+              <w:top w:val="single" w:sz="4" w:space="0" w:color="FFFFFF" w:themeColor="background1"/>
+            </w:tcBorders>
+          </w:tcPr>
+          <w:p>
+            <w:pPr>
+              <w:jc w:val="left"/>
+              <w:rPr>
+                <w:color w:val="auto"/>
+              </w:rPr>
+            </w:pPr>
+            <w:proofErr w:type="gramStart"/>
+            <w:r>
+              <w:rPr>
+                <w:color w:val="auto"/>
+              </w:rPr>
+              <w:t xml:space="preserve">{{ </w:t>
+            </w:r>
+            <w:proofErr w:type="spellStart"/>
+            <w:r>
+              <w:rPr>
+                <w:color w:val="auto"/>
+              </w:rPr>
+              <w:t>item</w:t>
+            </w:r>
+            <w:proofErr w:type="gramEnd"/>
+            <w:r>
+              <w:rPr>
+                <w:color w:val="auto"/>
+              </w:rPr>
+              <w:t>.descrizione</w:t>
+            </w:r>
+            <w:proofErr w:type="spellEnd"/>
+            <w:r>
+              <w:rPr>
+                <w:color w:val="auto"/>
+              </w:rPr>
+              <w:t xml:space="preserve"> }}</w:t>
+            </w:r>
+          </w:p>
+        </w:tc>
+        <w:tc>
+          <w:tcPr>
+            <w:tcW w:w="2336" w:type="dxa"/>
+            <w:tcBorders>
+              <w:top w:val="single" w:sz="4" w:space="0" w:color="FFFFFF" w:themeColor="background1"/>
+            </w:tcBorders>
+          </w:tcPr>
+          <w:p>
+            <w:pPr>
+              <w:rPr>
+                <w:color w:val="auto"/>
+              </w:rPr>
+            </w:pPr>
+            <w:proofErr w:type="gramStart"/>
+            <w:r>
+              <w:rPr>
+                <w:color w:val="auto"/>
+              </w:rPr>
+              <w:t xml:space="preserve">{{ </w:t>
+            </w:r>
+            <w:proofErr w:type="spellStart"/>
+            <w:r>
+              <w:rPr>
+                <w:color w:val="auto"/>
+              </w:rPr>
+              <w:t>item.qt</w:t>
+            </w:r>
+            <w:proofErr w:type="spellEnd"/>
+            <w:proofErr w:type="gramEnd"/>
+            <w:r>
+              <w:rPr>
+                <w:color w:val="auto"/>
+              </w:rPr>
+              <w:t xml:space="preserve"> }}</w:t>
+            </w:r>
+          </w:p>
+        </w:tc>
+        <w:tc>
+          <w:tcPr>
+            <w:tcW w:w="2338" w:type="dxa"/>
+            <w:tcBorders>
+              <w:top w:val="single" w:sz="4" w:space="0" w:color="FFFFFF" w:themeColor="background1"/>
+            </w:tcBorders>
+          </w:tcPr>
+          <w:p>
+            <w:pPr>
+              <w:jc w:val="right"/>
+              <w:rPr>
+                <w:b/>
+                <w:bCs/>
+              </w:rPr>
+            </w:pPr>
+            <w:proofErr w:type="gramStart"/>
+            <w:r>
+              <w:rPr>
+                <w:b/>
+                <w:bCs/>
+                <w:color w:val="auto"/>
+              </w:rPr>
+              <w:t xml:space="preserve">{{ </w:t>
+            </w:r>
+            <w:proofErr w:type="spellStart"/>
+            <w:r>
+              <w:rPr>
+                <w:b/>
+                <w:bCs/>
+                <w:color w:val="auto"/>
+              </w:rPr>
+              <w:t>item</w:t>
+            </w:r>
+            <w:proofErr w:type="gramEnd"/>
+            <w:r>
+              <w:rPr>
+                <w:b/>
+                <w:bCs/>
+                <w:color w:val="auto"/>
+              </w:rPr>
+              <w:t>.prezzo_unitario</w:t>
+            </w:r>
+            <w:proofErr w:type="spellEnd"/>
+            <w:r>
+              <w:rPr>
+                <w:b/>
+                <w:bCs/>
+                <w:color w:val="auto"/>
+              </w:rPr>
+              <w:t xml:space="preserve"> }}</w:t>
+            </w:r>
+          </w:p>
+        </w:tc>
+        <w:tc>
+          <w:tcPr>
+            <w:tcW w:w="2333" w:type="dxa"/>
+            <w:tcBorders>
+              <w:top w:val="single" w:sz="4" w:space="0" w:color="FFFFFF" w:themeColor="background1"/>
+            </w:tcBorders>
+          </w:tcPr>
+          <w:p>
+            <w:pPr>
+              <w:jc w:val="right"/>
+              <w:rPr>
+                <w:b/>
+                <w:bCs/>
+              </w:rPr>
+            </w:pPr>
+            <w:proofErr w:type="gramStart"/>
+            <w:r>
+              <w:rPr>
+                <w:b/>
+                <w:bCs/>
+                <w:color w:val="auto"/>
+              </w:rPr>
+              <w:t xml:space="preserve">{{ </w:t>
+            </w:r>
+            <w:proofErr w:type="spellStart"/>
+            <w:r>
+              <w:rPr>
+                <w:b/>
+                <w:bCs/>
+                <w:color w:val="auto"/>
+              </w:rPr>
+              <w:t>item</w:t>
+            </w:r>
+            <w:proofErr w:type="gramEnd"/>
+            <w:r>
+              <w:rPr>
+                <w:b/>
+                <w:bCs/>
+                <w:color w:val="auto"/>
+              </w:rPr>
+              <w:t>.prezzo_totale</w:t>
+            </w:r>
+            <w:proofErr w:type="spellEnd"/>
+            <w:r>
+              <w:rPr>
+                <w:b/>
+                <w:bCs/>
+                <w:color w:val="auto"/>
+              </w:rPr>
+              <w:t xml:space="preserve"> }}</w:t>
+            </w:r>
+          </w:p>
+        </w:tc>
+      </w:tr>
+      <w:tr>
+        <w:trPr>
+          <w:gridAfter w:val="1"/>
+          <w:wAfter w:w="8" w:type="dxa"/>
+        </w:trPr>
+        <w:tc>
+          <w:tcPr>
+            <w:tcW w:w="9340" w:type="dxa"/>
+            <w:gridSpan w:val="4"/>
+          </w:tcPr>
+          <w:p>
+            <w:pPr>
+              <w:rPr>
+                <w:color w:val="auto"/>
+              </w:rPr>
+            </w:pPr>
+            <w:r>
+              <w:rPr>
+                <w:color w:val="auto"/>
+              </w:rPr>
+              <w:t>{%</w:t>
+            </w:r>
+            <w:proofErr w:type="spellStart"/>
+            <w:r>
+              <w:rPr>
+                <w:color w:val="auto"/>
+              </w:rPr>
+              <w:t>tr</w:t>
+            </w:r>
+            <w:proofErr w:type="spellEnd"/>
+            <w:r>
+              <w:rPr>
+                <w:color w:val="auto"/>
+              </w:rPr>
+              <w:t xml:space="preserve"> </w:t>
+            </w:r>
+            <w:proofErr w:type="spellStart"/>
+            <w:r>
+              <w:rPr>
+                <w:color w:val="auto"/>
+              </w:rPr>
+              <w:t>endfor</w:t>
+            </w:r>
+            <w:proofErr w:type="spellEnd"/>
+            <w:r>
+              <w:rPr>
+                <w:color w:val="auto"/>
+              </w:rPr>
+              <w:t xml:space="preserve"> %}</w:t>
+            </w:r>
+          </w:p>
+        </w:tc>
+      </w:tr>
+      <w:tr>
+        <w:tc>
+          <w:tcPr>
+            <w:tcW w:w="7007" w:type="dxa"/>
+            <w:gridSpan w:val="3"/>
+            <w:shd w:val="clear" w:color="auto" w:fill="F2F2F2" w:themeFill="background1" w:themeFillShade="F2"/>
+          </w:tcPr>
+          <w:p>
+            <w:pPr>
+              <w:jc w:val="left"/>
+              <w:rPr>
+                <w:b/>
+                <w:bCs/>
+              </w:rPr>
+            </w:pPr>
+            <w:r>
+              <w:rPr>
+                <w:b/>
+                <w:bCs/>
+                <w:color w:val="auto"/>
+              </w:rPr>
+              <w:t>TOTALE COMPLESSIVO</w:t>
+            </w:r>
+            <w:r>
+              <w:rPr>
+                <w:b/>
+                <w:bCs/>
+                <w:color w:val="auto"/>
+              </w:rPr>
+              <w:t xml:space="preserve"> IVA ESCLUSA</w:t>
+            </w:r>
+          </w:p>
+        </w:tc>
+        <w:tc>
+          <w:tcPr>
+            <w:tcW w:w="2341" w:type="dxa"/>
+            <w:gridSpan w:val="2"/>
+            <w:shd w:val="clear" w:color="auto" w:fill="F2F2F2" w:themeFill="background1" w:themeFillShade="F2"/>
+          </w:tcPr>
+          <w:p>
+            <w:pPr>
+              <w:jc w:val="right"/>
+              <w:rPr>
+                <w:b/>
+                <w:bCs/>
+              </w:rPr>
+            </w:pPr>
+            <w:proofErr w:type="gramStart"/>
+            <w:r>
+              <w:rPr>
+                <w:b/>
+                <w:bCs/>
+                <w:color w:val="auto"/>
+              </w:rPr>
+              <w:t xml:space="preserve">{{ </w:t>
+            </w:r>
+            <w:proofErr w:type="spellStart"/>
+            <w:r>
+              <w:rPr>
+                <w:b/>
+                <w:bCs/>
+                <w:color w:val="auto"/>
+              </w:rPr>
+              <w:t>totale</w:t>
+            </w:r>
+            <w:proofErr w:type="gramEnd"/>
+            <w:r>
+              <w:rPr>
+                <w:b/>
+                <w:bCs/>
+                <w:color w:val="auto"/>
+              </w:rPr>
+              <w:t>_complessivo</w:t>
+            </w:r>
+            <w:proofErr w:type="spellEnd"/>
+            <w:r>
+              <w:rPr>
+                <w:b/>
+                <w:bCs/>
+                <w:color w:val="auto"/>
+              </w:rPr>
+              <w:t xml:space="preserve"> }}</w:t>
+            </w:r>
+          </w:p>
+        </w:tc>
+      </w:tr>
+    </w:tbl>
     <w:p>
       <w:r>
         <w:br w:type="page"/>
       </w:r>
     </w:p>
+    <w:p/>
     <w:tbl>
       <w:tblPr>
         <w:tblStyle w:val="bixstyle"/>
@@ -596,7 +1089,6 @@
           </w:tcPr>
           <w:p>
             <w:r>
-              <w:lastRenderedPageBreak/>
               <w:t>Condizioni contrattuali di vendita</w:t>
             </w:r>
           </w:p>
@@ -3889,7 +4381,6 @@
   <w:style w:type="character" w:default="1" w:styleId="Carpredefinitoparagrafo">
     <w:name w:val="Default Paragraph Font"/>
     <w:uiPriority w:val="1"/>
-    <w:semiHidden/>
     <w:unhideWhenUsed/>
   </w:style>
   <w:style w:type="table" w:default="1" w:styleId="Tabellanormale">

--- a/customapp_swissbix/templates/template.docx
+++ b/customapp_swissbix/templates/template.docx
@@ -394,7 +394,7 @@
           <w:noProof/>
         </w:rPr>
         <w:drawing>
-          <wp:anchor distT="0" distB="0" distL="114300" distR="114300" simplePos="0" relativeHeight="251660288" behindDoc="0" locked="0" layoutInCell="1" allowOverlap="1" wp14:anchorId="23B51D15" wp14:editId="239051CE">
+          <wp:anchor distT="0" distB="0" distL="114300" distR="114300" simplePos="0" relativeHeight="251660288" behindDoc="0" locked="0" layoutInCell="1" allowOverlap="1" wp14:anchorId="23B51D15" wp14:editId="5674EE46">
             <wp:simplePos x="0" y="0"/>
             <wp:positionH relativeFrom="margin">
               <wp:align>right</wp:align>
@@ -580,6 +580,9 @@
         <w:tc>
           <w:tcPr>
             <w:tcW w:w="2333" w:type="dxa"/>
+            <w:tcBorders>
+              <w:right w:val="single" w:sz="4" w:space="0" w:color="F2F2F2" w:themeColor="background1" w:themeShade="F2"/>
+            </w:tcBorders>
             <w:shd w:val="clear" w:color="auto" w:fill="F2F2F2" w:themeFill="background1" w:themeFillShade="F2"/>
           </w:tcPr>
           <w:p>
@@ -608,6 +611,10 @@
         <w:tc>
           <w:tcPr>
             <w:tcW w:w="2336" w:type="dxa"/>
+            <w:tcBorders>
+              <w:left w:val="single" w:sz="4" w:space="0" w:color="F2F2F2" w:themeColor="background1" w:themeShade="F2"/>
+              <w:right w:val="single" w:sz="4" w:space="0" w:color="F2F2F2" w:themeColor="background1" w:themeShade="F2"/>
+            </w:tcBorders>
             <w:shd w:val="clear" w:color="auto" w:fill="F2F2F2" w:themeFill="background1" w:themeFillShade="F2"/>
           </w:tcPr>
           <w:p>
@@ -635,6 +642,10 @@
         <w:tc>
           <w:tcPr>
             <w:tcW w:w="2338" w:type="dxa"/>
+            <w:tcBorders>
+              <w:left w:val="single" w:sz="4" w:space="0" w:color="F2F2F2" w:themeColor="background1" w:themeShade="F2"/>
+              <w:right w:val="single" w:sz="4" w:space="0" w:color="F2F2F2" w:themeColor="background1" w:themeShade="F2"/>
+            </w:tcBorders>
             <w:shd w:val="clear" w:color="auto" w:fill="F2F2F2" w:themeFill="background1" w:themeFillShade="F2"/>
           </w:tcPr>
           <w:p>
@@ -663,6 +674,9 @@
         <w:tc>
           <w:tcPr>
             <w:tcW w:w="2333" w:type="dxa"/>
+            <w:tcBorders>
+              <w:left w:val="single" w:sz="4" w:space="0" w:color="F2F2F2" w:themeColor="background1" w:themeShade="F2"/>
+            </w:tcBorders>
             <w:shd w:val="clear" w:color="auto" w:fill="F2F2F2" w:themeFill="background1" w:themeFillShade="F2"/>
           </w:tcPr>
           <w:p>
@@ -738,6 +752,7 @@
             <w:tcW w:w="2333" w:type="dxa"/>
             <w:tcBorders>
               <w:top w:val="single" w:sz="4" w:space="0" w:color="FFFFFF" w:themeColor="background1"/>
+              <w:right w:val="single" w:sz="4" w:space="0" w:color="FFFFFF" w:themeColor="background1"/>
             </w:tcBorders>
           </w:tcPr>
           <w:p>
@@ -782,6 +797,8 @@
             <w:tcW w:w="2336" w:type="dxa"/>
             <w:tcBorders>
               <w:top w:val="single" w:sz="4" w:space="0" w:color="FFFFFF" w:themeColor="background1"/>
+              <w:left w:val="single" w:sz="4" w:space="0" w:color="FFFFFF" w:themeColor="background1"/>
+              <w:right w:val="single" w:sz="4" w:space="0" w:color="FFFFFF" w:themeColor="background1"/>
             </w:tcBorders>
           </w:tcPr>
           <w:p>
@@ -819,6 +836,8 @@
             <w:tcW w:w="2338" w:type="dxa"/>
             <w:tcBorders>
               <w:top w:val="single" w:sz="4" w:space="0" w:color="FFFFFF" w:themeColor="background1"/>
+              <w:left w:val="single" w:sz="4" w:space="0" w:color="FFFFFF" w:themeColor="background1"/>
+              <w:right w:val="single" w:sz="4" w:space="0" w:color="FFFFFF" w:themeColor="background1"/>
             </w:tcBorders>
           </w:tcPr>
           <w:p>
@@ -872,6 +891,7 @@
             <w:tcW w:w="2333" w:type="dxa"/>
             <w:tcBorders>
               <w:top w:val="single" w:sz="4" w:space="0" w:color="FFFFFF" w:themeColor="background1"/>
+              <w:left w:val="single" w:sz="4" w:space="0" w:color="FFFFFF" w:themeColor="background1"/>
             </w:tcBorders>
           </w:tcPr>
           <w:p>
@@ -979,6 +999,9 @@
           <w:tcPr>
             <w:tcW w:w="7007" w:type="dxa"/>
             <w:gridSpan w:val="3"/>
+            <w:tcBorders>
+              <w:right w:val="single" w:sz="4" w:space="0" w:color="F2F2F2" w:themeColor="background1" w:themeShade="F2"/>
+            </w:tcBorders>
             <w:shd w:val="clear" w:color="auto" w:fill="F2F2F2" w:themeFill="background1" w:themeFillShade="F2"/>
           </w:tcPr>
           <w:p>
@@ -1011,6 +1034,9 @@
           <w:tcPr>
             <w:tcW w:w="2341" w:type="dxa"/>
             <w:gridSpan w:val="2"/>
+            <w:tcBorders>
+              <w:left w:val="single" w:sz="4" w:space="0" w:color="F2F2F2" w:themeColor="background1" w:themeShade="F2"/>
+            </w:tcBorders>
             <w:shd w:val="clear" w:color="auto" w:fill="F2F2F2" w:themeFill="background1" w:themeFillShade="F2"/>
           </w:tcPr>
           <w:p>
@@ -4381,6 +4407,7 @@
   <w:style w:type="character" w:default="1" w:styleId="Carpredefinitoparagrafo">
     <w:name w:val="Default Paragraph Font"/>
     <w:uiPriority w:val="1"/>
+    <w:semiHidden/>
     <w:unhideWhenUsed/>
   </w:style>
   <w:style w:type="table" w:default="1" w:styleId="Tabellanormale">
